--- a/pr-preview/pr-385/chapters/teaching-tracked-changes.docx
+++ b/pr-preview/pr-385/chapters/teaching-tracked-changes.docx
@@ -16,7 +16,7 @@
       </w:pPr>
       <w:del w:id="1" w:author="PR Preview" w:date="2026-01-01T00:00:00Z">
         <w:r>
-          <w:delText xml:space="preserve">Last modified: 2026-10-27 20:13:11 (PDT)</w:delText>
+          <w:delText xml:space="preserve">Last modified: 2026-10-27 20:57:47 (PDT)</w:delText>
         </w:r>
       </w:del>
     </w:p>
@@ -26,7 +26,7 @@
       </w:pPr>
       <w:ins w:id="2" w:author="PR Preview" w:date="2026-01-01T00:00:00Z">
         <w:r>
-          <w:t xml:space="preserve">Last modified: 2026-10-27 20:11:58 (PDT)</w:t>
+          <w:t xml:space="preserve">Last modified: 2026-10-27 20:58:58 (PDT)</w:t>
         </w:r>
       </w:ins>
     </w:p>
@@ -412,6 +412,90 @@
       </w:r>
       <w:r>
         <w:t xml:space="preserve">Later exercises can use earlier results through cross-references.</w:t>
+      </w:r>
+    </w:p>
+    <w:p>
+      <w:pPr>
+        <w:pStyle w:val="Compact"/>
+        <w:numPr>
+          <w:ilvl w:val="0"/>
+          <w:numId w:val="1001"/>
+        </w:numPr>
+      </w:pPr>
+      <w:r>
+        <w:t xml:space="preserve">Make each exercise ask for one thing (Ezra, 2026-10-27).</w:t>
+      </w:r>
+      <w:r>
+        <w:t xml:space="preserve"> </w:t>
+      </w:r>
+      <w:r>
+        <w:t xml:space="preserve">A prompt that says</w:t>
+      </w:r>
+      <w:r>
+        <w:t xml:space="preserve"> </w:t>
+      </w:r>
+      <w:r>
+        <w:t xml:space="preserve">“compute the slope, and compare it with the fitted value”</w:t>
+      </w:r>
+      <w:r>
+        <w:t xml:space="preserve"> </w:t>
+      </w:r>
+      <w:r>
+        <w:t xml:space="preserve">asks for two things, so split it into two exercises,</w:t>
+      </w:r>
+      <w:r>
+        <w:t xml:space="preserve"> </w:t>
+      </w:r>
+      <w:r>
+        <w:t xml:space="preserve">each with its own solution.</w:t>
+      </w:r>
+      <w:r>
+        <w:t xml:space="preserve"> </w:t>
+      </w:r>
+      <w:r>
+        <w:t xml:space="preserve">Split a list item or step inside an exercise the same way,</w:t>
+      </w:r>
+      <w:r>
+        <w:t xml:space="preserve"> </w:t>
+      </w:r>
+      <w:r>
+        <w:t xml:space="preserve">into separate exercises.</w:t>
+      </w:r>
+      <w:r>
+        <w:t xml:space="preserve"> </w:t>
+      </w:r>
+      <w:r>
+        <w:t xml:space="preserve">Phrases such as</w:t>
+      </w:r>
+      <w:r>
+        <w:t xml:space="preserve"> </w:t>
+      </w:r>
+      <w:r>
+        <w:t xml:space="preserve">“and then”</w:t>
+      </w:r>
+      <w:r>
+        <w:t xml:space="preserve">,</w:t>
+      </w:r>
+      <w:r>
+        <w:t xml:space="preserve"> </w:t>
+      </w:r>
+      <w:r>
+        <w:t xml:space="preserve">“and also”</w:t>
+      </w:r>
+      <w:r>
+        <w:t xml:space="preserve">, and</w:t>
+      </w:r>
+      <w:r>
+        <w:t xml:space="preserve"> </w:t>
+      </w:r>
+      <w:r>
+        <w:t xml:space="preserve">“and compare”</w:t>
+      </w:r>
+      <w:r>
+        <w:t xml:space="preserve"> </w:t>
+      </w:r>
+      <w:r>
+        <w:t xml:space="preserve">mark a second ask.</w:t>
       </w:r>
     </w:p>
     <w:p>
